--- a/docs/纽扣电池直径测量SOP.docx
+++ b/docs/纽扣电池直径测量SOP.docx
@@ -1595,7 +1595,7 @@
           <w:sz w:val="21"/>
           <w:szCs w:val="21"/>
         </w:rPr>
-        <w:t xml:space="preserve">量外环。双环征的外环是电池卷边外缘，那才是标称直径；内环偏小，量错会系统性低估。</w:t>
+        <w:t xml:space="preserve">量外环（见下图）。双环征的外环是电池卷边外缘，那才是标称直径；内环偏小，量错会系统性低估。</w:t>
       </w:r>
     </w:p>
     <w:p>
@@ -1634,6 +1634,67 @@
           <w:szCs w:val="21"/>
         </w:rPr>
         <w:t xml:space="preserve">若为多枚电池，逐枚测量并编号（#1、#2…），分别记录。</w:t>
+      </w:r>
+    </w:p>
+    <w:p>
+      <w:pPr>
+        <w:spacing w:after="60" w:before="200"/>
+        <w:jc w:val="center"/>
+      </w:pPr>
+      <w:r>
+        <w:drawing>
+          <wp:inline distT="0" distB="0" distL="0" distR="0">
+            <wp:extent cx="5524500" cy="2390775"/>
+            <wp:effectExtent t="0" r="0" b="0" l="0"/>
+            <wp:docPr id="1" name="" descr="" title=""/>
+            <wp:cNvGraphicFramePr>
+              <a:graphicFrameLocks xmlns:a="http://schemas.openxmlformats.org/drawingml/2006/main" noChangeAspect="1"/>
+            </wp:cNvGraphicFramePr>
+            <a:graphic xmlns:a="http://schemas.openxmlformats.org/drawingml/2006/main">
+              <a:graphicData uri="http://schemas.openxmlformats.org/drawingml/2006/picture">
+                <pic:pic xmlns:pic="http://schemas.openxmlformats.org/drawingml/2006/picture">
+                  <pic:nvPicPr>
+                    <pic:cNvPr id="0" name="" descr=""/>
+                    <pic:cNvPicPr>
+                      <a:picLocks noChangeAspect="1" noChangeArrowheads="1"/>
+                    </pic:cNvPicPr>
+                  </pic:nvPicPr>
+                  <pic:blipFill>
+                    <a:blip r:embed="rId9" cstate="none"/>
+                    <a:srcRect/>
+                    <a:stretch>
+                      <a:fillRect/>
+                    </a:stretch>
+                  </pic:blipFill>
+                  <pic:spPr bwMode="auto">
+                    <a:xfrm>
+                      <a:off x="0" y="0"/>
+                      <a:ext cx="5524500" cy="2390775"/>
+                    </a:xfrm>
+                    <a:prstGeom prst="rect">
+                      <a:avLst/>
+                    </a:prstGeom>
+                  </pic:spPr>
+                </pic:pic>
+              </a:graphicData>
+            </a:graphic>
+          </wp:inline>
+        </w:drawing>
+      </w:r>
+    </w:p>
+    <w:p>
+      <w:pPr>
+        <w:spacing w:after="220"/>
+        <w:jc w:val="center"/>
+      </w:pPr>
+      <w:r>
+        <w:rPr>
+          <w:rFonts w:ascii="Microsoft YaHei" w:cs="Microsoft YaHei" w:eastAsia="Microsoft YaHei" w:hAnsi="Microsoft YaHei"/>
+          <w:color w:val="4E5961"/>
+          <w:sz w:val="18"/>
+          <w:szCs w:val="18"/>
+        </w:rPr>
+        <w:t xml:space="preserve">图 1　双环征的测量位置。卡尺应跨越外环全径；量内环会系统性低估约 3–5 mm，足以把一枚 20 mm 电池误判为 16 mm——恰好跨过分层线。</w:t>
       </w:r>
     </w:p>
     <w:p>
